--- a/cv/daniel-grammatica.docx
+++ b/cv/daniel-grammatica.docx
@@ -77,7 +77,7 @@
         <w:rPr>
           <w:sz w:val="28"/>
         </w:rPr>
-        <w:t>engineering manager</w:t>
+        <w:t>HEAD OF ENGINEERING</w:t>
       </w:r>
     </w:p>
     <w:p>
@@ -88,7 +88,10 @@
         <w:t xml:space="preserve">Peterborough UK | </w:t>
       </w:r>
       <w:r>
-        <w:t xml:space="preserve">07506 </w:t>
+        <w:t xml:space="preserve">+44 </w:t>
+      </w:r>
+      <w:r>
+        <w:t xml:space="preserve">7506 </w:t>
       </w:r>
       <w:r>
         <w:t>304 762</w:t>
@@ -119,17 +122,6 @@
     <w:p>
       <w:pPr>
         <w:pStyle w:val="Heading1"/>
-      </w:pPr>
-      <w:r>
-        <w:t>About</w:t>
-      </w:r>
-      <w:r>
-        <w:br/>
-      </w:r>
-    </w:p>
-    <w:p>
-      <w:pPr>
-        <w:pStyle w:val="Heading1"/>
         <w:rPr>
           <w:rFonts w:asciiTheme="minorHAnsi" w:hAnsiTheme="minorHAnsi"/>
           <w:b w:val="0"/>
@@ -138,43 +130,60 @@
         </w:rPr>
       </w:pPr>
       <w:r>
+        <w:t>About</w:t>
+      </w:r>
+      <w:r>
+        <w:br/>
+      </w:r>
+      <w:r>
         <w:rPr>
           <w:rFonts w:asciiTheme="minorHAnsi" w:hAnsiTheme="minorHAnsi"/>
           <w:b w:val="0"/>
           <w:spacing w:val="0"/>
           <w:sz w:val="22"/>
         </w:rPr>
-        <w:t xml:space="preserve">I have always had a fascination with technology since a young age. At twelve I was helping to manage my </w:t>
-      </w:r>
-      <w:r>
+        <w:t>I am a senior infrastructure and security technologist with extensive experience designing, securing and standardising complex environments across multiple organisations. My work focuses on cloud, identity, networking and security architecture, with a strong emphasis on reducing operational risk through good design rather than reactive firefighting.</w:t>
+      </w:r>
+    </w:p>
+    <w:p>
+      <w:pPr>
+        <w:pStyle w:val="Heading1"/>
         <w:rPr>
           <w:rFonts w:asciiTheme="minorHAnsi" w:hAnsiTheme="minorHAnsi"/>
           <w:b w:val="0"/>
           <w:spacing w:val="0"/>
           <w:sz w:val="22"/>
         </w:rPr>
-        <w:t>school’s</w:t>
-      </w:r>
-      <w:r>
+      </w:pPr>
+    </w:p>
+    <w:p>
+      <w:pPr>
+        <w:pStyle w:val="Heading1"/>
         <w:rPr>
           <w:rFonts w:asciiTheme="minorHAnsi" w:hAnsiTheme="minorHAnsi"/>
           <w:b w:val="0"/>
           <w:spacing w:val="0"/>
           <w:sz w:val="22"/>
         </w:rPr>
-        <w:t xml:space="preserve"> network and fixing computers for friends. This passion only grew as I got older and transformed into a career. Although I spend a lot of free time tinkering, building and crawling /r/sysadmin, I recognise the need to disconnect. From this need I have developed a great love for all things outdoors, especially climbing. I spend a lot of my free time down the local climbing gym and weekends exploring the Lake District, Snowdonia and Scotland.</w:t>
-      </w:r>
-    </w:p>
-    <w:p>
-      <w:pPr>
-        <w:pStyle w:val="Heading1"/>
+      </w:pPr>
+      <w:r>
         <w:rPr>
           <w:rFonts w:asciiTheme="minorHAnsi" w:hAnsiTheme="minorHAnsi"/>
           <w:b w:val="0"/>
           <w:spacing w:val="0"/>
           <w:sz w:val="22"/>
         </w:rPr>
-      </w:pPr>
+        <w:t>Outside of work, I’m an active climber and mountaineer. Time spent climbing and in the mountains provides a strong counterbalance to technical work and reinforces the same principles I value professionally: preparation, judgement and calm decision-making under pressure.</w:t>
+      </w:r>
+      <w:r>
+        <w:rPr>
+          <w:rFonts w:asciiTheme="minorHAnsi" w:hAnsiTheme="minorHAnsi"/>
+          <w:b w:val="0"/>
+          <w:spacing w:val="0"/>
+          <w:sz w:val="22"/>
+        </w:rPr>
+        <w:br/>
+      </w:r>
     </w:p>
     <w:p>
       <w:pPr>
@@ -204,6 +213,12 @@
           <w:b/>
         </w:rPr>
         <w:t>Head of Engineering</w:t>
+      </w:r>
+      <w:r>
+        <w:rPr>
+          <w:b/>
+        </w:rPr>
+        <w:t xml:space="preserve"> (Principal Technical Role)</w:t>
       </w:r>
       <w:r>
         <w:t xml:space="preserve"> | </w:t>
@@ -318,7 +333,10 @@
         </w:numPr>
       </w:pPr>
       <w:r>
-        <w:t>Advising client IT and leadership teams on the design and implementation of secure, scalable infrastructure and identity architectures</w:t>
+        <w:t>Act as principal technical authority for infrastructure, cloud and security architecture across multiple client environments</w:t>
+      </w:r>
+      <w:r>
+        <w:t xml:space="preserve"> </w:t>
       </w:r>
     </w:p>
     <w:p>
@@ -330,7 +348,10 @@
         </w:numPr>
       </w:pPr>
       <w:r>
-        <w:t>Leading Microsoft 365 security and identity hardening, including conditional access, MFA enforcement, tenant governance, and privilege management</w:t>
+        <w:t>Own architectural standards for Microsoft 365, identity, networking and security posture across multi-tenant estates</w:t>
+      </w:r>
+      <w:r>
+        <w:t xml:space="preserve"> </w:t>
       </w:r>
     </w:p>
     <w:p>
@@ -342,7 +363,7 @@
         </w:numPr>
       </w:pPr>
       <w:r>
-        <w:t>Conducting structured security reviews and technical audits, producing clear, actionable security reports for both technical teams and senior stakeholders</w:t>
+        <w:t>Lead design decisions for tenant consolidations, network re-architecture and platform standardisation initiatives</w:t>
       </w:r>
     </w:p>
     <w:p>
@@ -354,7 +375,10 @@
         </w:numPr>
       </w:pPr>
       <w:r>
-        <w:t>Translating complex technical risk into practical remediation plans, supporting informed decision-making at leadership and board level</w:t>
+        <w:t>Conduct security reviews, risk assessments and technical audits, producing board-level and audit-committee-ready reports</w:t>
+      </w:r>
+      <w:r>
+        <w:t xml:space="preserve"> </w:t>
       </w:r>
     </w:p>
     <w:p>
@@ -366,7 +390,10 @@
         </w:numPr>
       </w:pPr>
       <w:r>
-        <w:t>Reducing recurring incidents through architectural improvement and preventative controls, rather than reactive firefighting</w:t>
+        <w:t>Reduce incident volume through architectural remediation, platform standardisation and security-by-design approaches</w:t>
+      </w:r>
+      <w:r>
+        <w:t xml:space="preserve"> </w:t>
       </w:r>
     </w:p>
     <w:p>
@@ -378,7 +405,10 @@
         </w:numPr>
       </w:pPr>
       <w:r>
-        <w:t>Leading and delivering multi-site network, server, and tenant consolidation projects, including large-scale system migrations</w:t>
+        <w:t>Provide technical mentorship and design guidance to engineers without formal line management responsibility</w:t>
+      </w:r>
+      <w:r>
+        <w:t xml:space="preserve"> </w:t>
       </w:r>
     </w:p>
     <w:p>
@@ -390,7 +420,8 @@
         </w:numPr>
       </w:pPr>
       <w:r>
-        <w:t>Acting as senior escalation point for security incidents, complex outages, and high-risk changes</w:t>
+        <w:lastRenderedPageBreak/>
+        <w:t>Advises leadership and clients on technical risk, resilience and long-term architecture strategy</w:t>
       </w:r>
     </w:p>
     <w:p>
@@ -398,7 +429,6 @@
         <w:pStyle w:val="Heading2"/>
       </w:pPr>
       <w:r>
-        <w:lastRenderedPageBreak/>
         <w:t>Smart Solutions Grp</w:t>
       </w:r>
     </w:p>
@@ -821,21 +851,7 @@
         <w:rPr>
           <w:lang w:val="en-US"/>
         </w:rPr>
-        <w:t xml:space="preserve">At Smart Technologies I supported over 45 clients with 235 Servers and 1000+ Workstations alongside my colleagues. Moving to the Private Sector was an interesting step knowing there wasn't much adoption for </w:t>
-      </w:r>
-      <w:proofErr w:type="spellStart"/>
-      <w:r>
-        <w:rPr>
-          <w:lang w:val="en-US"/>
-        </w:rPr>
-        <w:t>OpenSource</w:t>
-      </w:r>
-      <w:proofErr w:type="spellEnd"/>
-      <w:r>
-        <w:rPr>
-          <w:lang w:val="en-US"/>
-        </w:rPr>
-        <w:t xml:space="preserve"> systems within Small/Medium Business Applications. </w:t>
+        <w:t xml:space="preserve">At Smart Technologies I supported over 45 clients with 235 Servers and 1000+ Workstations alongside my colleagues. Moving to the Private Sector was an interesting step knowing there wasn't much adoption for OpenSource systems within Small/Medium Business Applications. </w:t>
       </w:r>
     </w:p>
     <w:p>
@@ -1051,21 +1067,7 @@
         <w:rPr>
           <w:lang w:val="en-US"/>
         </w:rPr>
-        <w:t xml:space="preserve">I started at Bourne Grammar School as an IT Technician after proving myself as a student IT assistant. My main responsibility was providing support for 1800 pupils and 100 staff. As I worked up to Systems Administrator I've built new systems and </w:t>
-      </w:r>
-      <w:proofErr w:type="spellStart"/>
-      <w:r>
-        <w:rPr>
-          <w:lang w:val="en-US"/>
-        </w:rPr>
-        <w:t>optimised</w:t>
-      </w:r>
-      <w:proofErr w:type="spellEnd"/>
-      <w:r>
-        <w:rPr>
-          <w:lang w:val="en-US"/>
-        </w:rPr>
-        <w:t xml:space="preserve"> many others, improving the end-user experience and enabling the School to use their finances for other departments. </w:t>
+        <w:t xml:space="preserve">I started at Bourne Grammar School as an IT Technician after proving myself as a student IT assistant. My main responsibility was providing support for 1800 pupils and 100 staff. As I worked up to Systems Administrator I've built new systems and optimised many others, improving the end-user experience and enabling the School to use their finances for other departments. </w:t>
       </w:r>
     </w:p>
     <w:p>
@@ -1279,21 +1281,7 @@
         <w:rPr>
           <w:lang w:val="en-US"/>
         </w:rPr>
-        <w:t xml:space="preserve">9 GCSE's including </w:t>
-      </w:r>
-      <w:proofErr w:type="spellStart"/>
-      <w:r>
-        <w:rPr>
-          <w:lang w:val="en-US"/>
-        </w:rPr>
-        <w:t>Maths</w:t>
-      </w:r>
-      <w:proofErr w:type="spellEnd"/>
-      <w:r>
-        <w:rPr>
-          <w:lang w:val="en-US"/>
-        </w:rPr>
-        <w:t xml:space="preserve">, English, Science, IT </w:t>
+        <w:t xml:space="preserve">9 GCSE's including Maths, English, Science, IT </w:t>
       </w:r>
     </w:p>
     <w:p>
@@ -1568,13 +1556,7 @@
         <w:rPr>
           <w:lang w:val="en-US"/>
         </w:rPr>
-        <w:t>1</w:t>
-      </w:r>
-      <w:r>
-        <w:rPr>
-          <w:lang w:val="en-US"/>
-        </w:rPr>
-        <w:t>0</w:t>
+        <w:t>10</w:t>
       </w:r>
       <w:r>
         <w:rPr>
@@ -1625,21 +1607,7 @@
         <w:rPr>
           <w:b/>
         </w:rPr>
-        <w:t xml:space="preserve">Webmaster &amp; </w:t>
-      </w:r>
-      <w:proofErr w:type="spellStart"/>
-      <w:r>
-        <w:rPr>
-          <w:b/>
-        </w:rPr>
-        <w:t>TakeIn</w:t>
-      </w:r>
-      <w:proofErr w:type="spellEnd"/>
-      <w:r>
-        <w:rPr>
-          <w:b/>
-        </w:rPr>
-        <w:t xml:space="preserve"> Magazine Editor</w:t>
+        <w:t>Webmaster &amp; TakeIn Magazine Editor</w:t>
       </w:r>
       <w:r>
         <w:rPr>
@@ -1696,31 +1664,7 @@
         <w:rPr>
           <w:lang w:val="en-US"/>
         </w:rPr>
-        <w:t>202</w:t>
-      </w:r>
-      <w:r>
-        <w:rPr>
-          <w:lang w:val="en-US"/>
-        </w:rPr>
-        <w:t>5</w:t>
-      </w:r>
-      <w:r>
-        <w:rPr>
-          <w:lang w:val="en-US"/>
-        </w:rPr>
-        <w:t>-</w:t>
-      </w:r>
-      <w:r>
-        <w:rPr>
-          <w:lang w:val="en-US"/>
-        </w:rPr>
-        <w:t>12</w:t>
-      </w:r>
-      <w:r>
-        <w:rPr>
-          <w:lang w:val="en-US"/>
-        </w:rPr>
-        <w:t>-01</w:t>
+        <w:t>2025-12-01</w:t>
       </w:r>
     </w:p>
     <w:p>
@@ -2071,21 +2015,7 @@
         <w:rPr>
           <w:lang w:val="en-US"/>
         </w:rPr>
-        <w:t>Cambridgeshire Search and Rescue (</w:t>
-      </w:r>
-      <w:proofErr w:type="spellStart"/>
-      <w:r>
-        <w:rPr>
-          <w:lang w:val="en-US"/>
-        </w:rPr>
-        <w:t>CamSAR</w:t>
-      </w:r>
-      <w:proofErr w:type="spellEnd"/>
-      <w:r>
-        <w:rPr>
-          <w:lang w:val="en-US"/>
-        </w:rPr>
-        <w:t xml:space="preserve">) is the Lowland Rescue unit covering our county, often also assisting sister teams in the wider region. We are a specialist team, called upon by Police in the search for vulnerable missing people: a child, an elderly person living with dementia or even someone who is considering taking their own life. </w:t>
+        <w:t xml:space="preserve">Cambridgeshire Search and Rescue (CamSAR) is the Lowland Rescue unit covering our county, often also assisting sister teams in the wider region. We are a specialist team, called upon by Police in the search for vulnerable missing people: a child, an elderly person living with dementia or even someone who is considering taking their own life. </w:t>
       </w:r>
     </w:p>
     <w:p>
@@ -2286,19 +2216,11 @@
           <w:lang w:val="en-US"/>
         </w:rPr>
       </w:pPr>
-      <w:proofErr w:type="spellStart"/>
-      <w:r>
-        <w:rPr>
-          <w:lang w:val="en-US"/>
-        </w:rPr>
-        <w:t>Organising</w:t>
-      </w:r>
-      <w:proofErr w:type="spellEnd"/>
-      <w:r>
-        <w:rPr>
-          <w:lang w:val="en-US"/>
-        </w:rPr>
-        <w:t xml:space="preserve"> a Music &amp; Beer festival annually for the local community, raising on average £20k for charity.</w:t>
+      <w:r>
+        <w:rPr>
+          <w:lang w:val="en-US"/>
+        </w:rPr>
+        <w:t>Organising a Music &amp; Beer festival annually for the local community, raising on average £20k for charity.</w:t>
       </w:r>
       <w:r>
         <w:rPr>
@@ -2326,21 +2248,7 @@
         <w:rPr>
           <w:lang w:val="en-US"/>
         </w:rPr>
-        <w:t xml:space="preserve">Attending social events. Raft race, </w:t>
-      </w:r>
-      <w:proofErr w:type="spellStart"/>
-      <w:r>
-        <w:rPr>
-          <w:lang w:val="en-US"/>
-        </w:rPr>
-        <w:t>Segwaying</w:t>
-      </w:r>
-      <w:proofErr w:type="spellEnd"/>
-      <w:r>
-        <w:rPr>
-          <w:lang w:val="en-US"/>
-        </w:rPr>
-        <w:t xml:space="preserve">, Shooting and drinking! </w:t>
+        <w:t xml:space="preserve">Attending social events. Raft race, Segwaying, Shooting and drinking! </w:t>
       </w:r>
     </w:p>
     <w:p>
@@ -4743,7 +4651,7 @@
             </wp:anchor>
           </w:drawing>
         </mc:Choice>
-        <mc:Fallback xmlns:mo="http://schemas.microsoft.com/office/mac/office/2008/main" xmlns:mv="urn:schemas-microsoft-com:mac:vml">
+        <mc:Fallback xmlns:mv="urn:schemas-microsoft-com:mac:vml" xmlns:mo="http://schemas.microsoft.com/office/mac/office/2008/main">
           <w:pict>
             <v:group w14:anchorId="054352DA" id="Group 4" o:spid="_x0000_s1026" alt="Title: Background graphics" style="position:absolute;margin-left:0;margin-top:0;width:252pt;height:791.85pt;z-index:251661312;mso-width-percent:412;mso-height-percent:1000;mso-position-horizontal:left;mso-position-horizontal-relative:margin;mso-position-vertical:top;mso-position-vertical-relative:page;mso-width-percent:412;mso-height-percent:1000" coordsize="3200400,10056322" o:gfxdata="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">
               <v:rect id="Rectangle 2" o:spid="_x0000_s1027" style="position:absolute;width:3200400;height:192024;visibility:visible;mso-wrap-style:square;v-text-anchor:middle" o:gfxdata="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" fillcolor="#4b3a2e [3215]" stroked="f" strokeweight="1pt"/>
@@ -4891,7 +4799,7 @@
             </wp:anchor>
           </w:drawing>
         </mc:Choice>
-        <mc:Fallback xmlns:mo="http://schemas.microsoft.com/office/mac/office/2008/main" xmlns:mv="urn:schemas-microsoft-com:mac:vml">
+        <mc:Fallback xmlns:mv="urn:schemas-microsoft-com:mac:vml" xmlns:mo="http://schemas.microsoft.com/office/mac/office/2008/main">
           <w:pict>
             <v:group w14:anchorId="243B92DC" id="Group 5" o:spid="_x0000_s1026" alt="Title: Background graphics" style="position:absolute;margin-left:0;margin-top:0;width:252pt;height:791.85pt;z-index:251663360;mso-width-percent:412;mso-height-percent:1000;mso-position-horizontal:left;mso-position-horizontal-relative:margin;mso-position-vertical:top;mso-position-vertical-relative:page;mso-width-percent:412;mso-height-percent:1000" coordsize="3200400,10056322" o:gfxdata="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">
               <v:rect id="Rectangle 6" o:spid="_x0000_s1027" style="position:absolute;width:3200400;height:192024;visibility:visible;mso-wrap-style:square;v-text-anchor:middle" o:gfxdata="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" fillcolor="#4b3a2e [3215]" stroked="f" strokeweight="1pt"/>
@@ -7416,6 +7324,8 @@
   <w:rsids>
     <w:rsidRoot w:val="00C36871"/>
     <w:rsid w:val="00047875"/>
+    <w:rsid w:val="003364DA"/>
+    <w:rsid w:val="0039254F"/>
     <w:rsid w:val="005C7241"/>
     <w:rsid w:val="005E1C7F"/>
     <w:rsid w:val="00C36871"/>
